--- a/fuentes/CF2_52450483_DU.docx
+++ b/fuentes/CF2_52450483_DU.docx
@@ -4894,10 +4894,10 @@
           <w:lang w:val="es-419" w:eastAsia="es-CO"/>
         </w:rPr>
         <w:drawing>
-          <wp:inline distT="0" distB="0" distL="0" distR="0" wp14:anchorId="05B6AF26" wp14:editId="276B541E">
+          <wp:inline distT="0" distB="0" distL="0" distR="0" wp14:anchorId="05B6AF26" wp14:editId="6F3BAC73">
             <wp:extent cx="5766931" cy="2538484"/>
             <wp:effectExtent l="0" t="0" r="5715" b="0"/>
-            <wp:docPr id="5" name="Imagen 5" descr="Regla articulada de múltiples secciones unidas por un tornillo, con marcas de medición a lo largo de cada segmento."/>
+            <wp:docPr id="5" name="Imagen 5" descr="Instrumento de medición con varias escalas grabadas que permite representar dimensiones reales a diferentes proporciones. Se utiliza principalmente en dibujo técnico, patronaje, arquitectura e ingeniería para interpretar o elaborar planos a escala con precisión."/>
             <wp:cNvGraphicFramePr>
               <a:graphicFrameLocks xmlns:a="http://schemas.openxmlformats.org/drawingml/2006/main" noChangeAspect="1"/>
             </wp:cNvGraphicFramePr>
@@ -4905,7 +4905,7 @@
               <a:graphicData uri="http://schemas.openxmlformats.org/drawingml/2006/picture">
                 <pic:pic xmlns:pic="http://schemas.openxmlformats.org/drawingml/2006/picture">
                   <pic:nvPicPr>
-                    <pic:cNvPr id="5" name="Imagen 5" descr="Regla articulada de múltiples secciones unidas por un tornillo, con marcas de medición a lo largo de cada segmento."/>
+                    <pic:cNvPr id="5" name="Imagen 5" descr="Instrumento de medición con varias escalas grabadas que permite representar dimensiones reales a diferentes proporciones. Se utiliza principalmente en dibujo técnico, patronaje, arquitectura e ingeniería para interpretar o elaborar planos a escala con precisión."/>
                     <pic:cNvPicPr>
                       <a:picLocks noChangeAspect="1" noChangeArrowheads="1"/>
                     </pic:cNvPicPr>
@@ -15863,6 +15863,17 @@
 </file>
 
 <file path=customXml/item1.xml><?xml version="1.0" encoding="utf-8"?>
+<p:properties xmlns:p="http://schemas.microsoft.com/office/2006/metadata/properties" xmlns:xsi="http://www.w3.org/2001/XMLSchema-instance" xmlns:pc="http://schemas.microsoft.com/office/infopath/2007/PartnerControls">
+  <documentManagement>
+    <TaxCatchAll xmlns="285d351f-f218-493a-825f-85a9dfbde315" xsi:nil="true"/>
+    <lcf76f155ced4ddcb4097134ff3c332f xmlns="55abea07-cd72-4a95-add0-1082a24cf9e9">
+      <Terms xmlns="http://schemas.microsoft.com/office/infopath/2007/PartnerControls"/>
+    </lcf76f155ced4ddcb4097134ff3c332f>
+  </documentManagement>
+</p:properties>
+</file>
+
+<file path=customXml/item2.xml><?xml version="1.0" encoding="utf-8"?>
 <ct:contentTypeSchema xmlns:ct="http://schemas.microsoft.com/office/2006/metadata/contentType" xmlns:ma="http://schemas.microsoft.com/office/2006/metadata/properties/metaAttributes" ct:_="" ma:_="" ma:contentTypeName="Documento" ma:contentTypeID="0x0101005D7421CBAB376F47AC1876466873BE0C" ma:contentTypeVersion="11" ma:contentTypeDescription="Crear nuevo documento." ma:contentTypeScope="" ma:versionID="c15d8ec802c26ac14d26a130a7e330ba">
   <xsd:schema xmlns:xsd="http://www.w3.org/2001/XMLSchema" xmlns:xs="http://www.w3.org/2001/XMLSchema" xmlns:p="http://schemas.microsoft.com/office/2006/metadata/properties" xmlns:ns2="55abea07-cd72-4a95-add0-1082a24cf9e9" xmlns:ns3="285d351f-f218-493a-825f-85a9dfbde315" targetNamespace="http://schemas.microsoft.com/office/2006/metadata/properties" ma:root="true" ma:fieldsID="aaa88af0ed338276ebe02f0d1437fb40" ns2:_="" ns3:_="">
     <xsd:import namespace="55abea07-cd72-4a95-add0-1082a24cf9e9"/>
@@ -16057,22 +16068,7 @@
 </ct:contentTypeSchema>
 </file>
 
-<file path=customXml/item2.xml><?xml version="1.0" encoding="utf-8"?>
-<p:properties xmlns:p="http://schemas.microsoft.com/office/2006/metadata/properties" xmlns:xsi="http://www.w3.org/2001/XMLSchema-instance" xmlns:pc="http://schemas.microsoft.com/office/infopath/2007/PartnerControls">
-  <documentManagement>
-    <TaxCatchAll xmlns="285d351f-f218-493a-825f-85a9dfbde315" xsi:nil="true"/>
-    <lcf76f155ced4ddcb4097134ff3c332f xmlns="55abea07-cd72-4a95-add0-1082a24cf9e9">
-      <Terms xmlns="http://schemas.microsoft.com/office/infopath/2007/PartnerControls"/>
-    </lcf76f155ced4ddcb4097134ff3c332f>
-  </documentManagement>
-</p:properties>
-</file>
-
 <file path=customXml/item3.xml><?xml version="1.0" encoding="utf-8"?>
-<b:Sources xmlns:b="http://schemas.openxmlformats.org/officeDocument/2006/bibliography" xmlns="http://schemas.openxmlformats.org/officeDocument/2006/bibliography" SelectedStyle="\APASixthEditionOfficeOnline.xsl" StyleName="APA" Version="6"/>
-</file>
-
-<file path=customXml/item4.xml><?xml version="1.0" encoding="utf-8"?>
 <?mso-contentType ?>
 <FormTemplates xmlns="http://schemas.microsoft.com/sharepoint/v3/contenttype/forms">
   <Display>DocumentLibraryForm</Display>
@@ -16081,11 +16077,11 @@
 </FormTemplates>
 </file>
 
-<file path=customXml/itemProps1.xml><?xml version="1.0" encoding="utf-8"?>
-<ds:datastoreItem xmlns:ds="http://schemas.openxmlformats.org/officeDocument/2006/customXml" ds:itemID="{C78484D6-6FC6-4139-BDDE-DD386327B6F1}"/>
+<file path=customXml/item4.xml><?xml version="1.0" encoding="utf-8"?>
+<b:Sources xmlns:b="http://schemas.openxmlformats.org/officeDocument/2006/bibliography" xmlns="http://schemas.openxmlformats.org/officeDocument/2006/bibliography" SelectedStyle="\APASixthEditionOfficeOnline.xsl" StyleName="APA" Version="6"/>
 </file>
 
-<file path=customXml/itemProps2.xml><?xml version="1.0" encoding="utf-8"?>
+<file path=customXml/itemProps1.xml><?xml version="1.0" encoding="utf-8"?>
 <ds:datastoreItem xmlns:ds="http://schemas.openxmlformats.org/officeDocument/2006/customXml" ds:itemID="{26259216-AD86-464A-AEAD-95B1F9E17392}">
   <ds:schemaRefs>
     <ds:schemaRef ds:uri="http://schemas.microsoft.com/office/2006/metadata/properties"/>
@@ -16096,18 +16092,22 @@
 </ds:datastoreItem>
 </file>
 
+<file path=customXml/itemProps2.xml><?xml version="1.0" encoding="utf-8"?>
+<ds:datastoreItem xmlns:ds="http://schemas.openxmlformats.org/officeDocument/2006/customXml" ds:itemID="{7C08E361-D820-4439-85BD-7BA7890E23E3}"/>
+</file>
+
 <file path=customXml/itemProps3.xml><?xml version="1.0" encoding="utf-8"?>
+<ds:datastoreItem xmlns:ds="http://schemas.openxmlformats.org/officeDocument/2006/customXml" ds:itemID="{D00A4A46-BDBD-48AC-87B9-2BA42D9CC06F}">
+  <ds:schemaRefs>
+    <ds:schemaRef ds:uri="http://schemas.microsoft.com/sharepoint/v3/contenttype/forms"/>
+  </ds:schemaRefs>
+</ds:datastoreItem>
+</file>
+
+<file path=customXml/itemProps4.xml><?xml version="1.0" encoding="utf-8"?>
 <ds:datastoreItem xmlns:ds="http://schemas.openxmlformats.org/officeDocument/2006/customXml" ds:itemID="{A9F2CEBA-C824-4C86-81A8-E32CBD0EB92D}">
   <ds:schemaRefs>
     <ds:schemaRef ds:uri="http://schemas.openxmlformats.org/officeDocument/2006/bibliography"/>
   </ds:schemaRefs>
 </ds:datastoreItem>
-</file>
-
-<file path=customXml/itemProps4.xml><?xml version="1.0" encoding="utf-8"?>
-<ds:datastoreItem xmlns:ds="http://schemas.openxmlformats.org/officeDocument/2006/customXml" ds:itemID="{D00A4A46-BDBD-48AC-87B9-2BA42D9CC06F}">
-  <ds:schemaRefs>
-    <ds:schemaRef ds:uri="http://schemas.microsoft.com/sharepoint/v3/contenttype/forms"/>
-  </ds:schemaRefs>
-</ds:datastoreItem>
 </file>